--- a/INCREMENTO1/Pasos para levantar la pagina.docx
+++ b/INCREMENTO1/Pasos para levantar la pagina.docx
@@ -123,7 +123,7 @@
           <w:b/>
           <w:bCs/>
         </w:rPr>
-        <w:t>Pasos para levantar el sistema web EugCom</w:t>
+        <w:t>PASOS PARA LEVANTAR EL SISTEMA WEB EUGCOM</w:t>
       </w:r>
     </w:p>
     <w:p>
@@ -193,6 +193,7 @@
         <w:rPr>
           <w:sz w:val="22"/>
           <w:szCs w:val="22"/>
+          <w:u w:val="single"/>
         </w:rPr>
       </w:pPr>
       <w:r>
@@ -218,7 +219,7 @@
           <w:sz w:val="22"/>
           <w:szCs w:val="22"/>
         </w:rPr>
-        <w:t>Catalina Vidal Gallardo</w:t>
+        <w:t>Felipe Andrés Uribe del Pino</w:t>
       </w:r>
     </w:p>
     <w:p>
@@ -236,8 +237,17 @@
           <w:sz w:val="22"/>
           <w:szCs w:val="22"/>
         </w:rPr>
-        <w:t>Felipe Andrés Uribe del Pino</w:t>
+        <w:t xml:space="preserve">Catalina Vidal </w:t>
       </w:r>
+      <w:proofErr w:type="spellStart"/>
+      <w:r>
+        <w:rPr>
+          <w:sz w:val="22"/>
+          <w:szCs w:val="22"/>
+        </w:rPr>
+        <w:t>Gallardo</w:t>
+      </w:r>
+      <w:proofErr w:type="spellEnd"/>
     </w:p>
     <w:p>
       <w:pPr>
@@ -8285,6 +8295,12 @@
 </file>
 
 <file path=customXml/item1.xml><?xml version="1.0" encoding="utf-8"?>
+<go:gDocsCustomXmlDataStorage xmlns:go="http://customooxmlschemas.google.com/" xmlns:r="http://schemas.openxmlformats.org/officeDocument/2006/relationships" uri="GoogleDocsCustomDataVersion2">
+  <go:docsCustomData xmlns:go="http://customooxmlschemas.google.com/" roundtripDataSignature="AMtx7mgzDLvJQrn/s3t721qKHDOuEhpMiQ==">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</go:docsCustomData>
+</go:gDocsCustomXmlDataStorage>
+</file>
+
+<file path=customXml/item2.xml><?xml version="1.0" encoding="utf-8"?>
 <b:Sources xmlns:b="http://schemas.openxmlformats.org/officeDocument/2006/bibliography" xmlns="http://schemas.openxmlformats.org/officeDocument/2006/bibliography" SelectedStyle="\APASixthEditionOfficeOnline.xsl" StyleName="APA" Version="6">
   <b:Source>
     <b:Tag>Eug25</b:Tag>
@@ -8373,25 +8389,19 @@
 </b:Sources>
 </file>
 
-<file path=customXml/item2.xml><?xml version="1.0" encoding="utf-8"?>
-<go:gDocsCustomXmlDataStorage xmlns:go="http://customooxmlschemas.google.com/" xmlns:r="http://schemas.openxmlformats.org/officeDocument/2006/relationships" uri="GoogleDocsCustomDataVersion2">
-  <go:docsCustomData xmlns:go="http://customooxmlschemas.google.com/" roundtripDataSignature="AMtx7mgzDLvJQrn/s3t721qKHDOuEhpMiQ==">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</go:docsCustomData>
-</go:gDocsCustomXmlDataStorage>
-</file>
-
 <file path=customXml/itemProps1.xml><?xml version="1.0" encoding="utf-8"?>
-<ds:datastoreItem xmlns:ds="http://schemas.openxmlformats.org/officeDocument/2006/customXml" ds:itemID="{D7966003-8400-4354-952A-39E3FBC3C487}">
-  <ds:schemaRefs>
-    <ds:schemaRef ds:uri="http://schemas.openxmlformats.org/officeDocument/2006/bibliography"/>
-  </ds:schemaRefs>
-</ds:datastoreItem>
-</file>
-
-<file path=customXml/itemProps2.xml><?xml version="1.0" encoding="utf-8"?>
 <ds:datastoreItem xmlns:ds="http://schemas.openxmlformats.org/officeDocument/2006/customXml" ds:itemID="{11111111-1234-1234-1234-123412341234}">
   <ds:schemaRefs>
     <ds:schemaRef ds:uri="http://customooxmlschemas.google.com/"/>
     <ds:schemaRef ds:uri="http://schemas.openxmlformats.org/officeDocument/2006/relationships"/>
   </ds:schemaRefs>
 </ds:datastoreItem>
+</file>
+
+<file path=customXml/itemProps2.xml><?xml version="1.0" encoding="utf-8"?>
+<ds:datastoreItem xmlns:ds="http://schemas.openxmlformats.org/officeDocument/2006/customXml" ds:itemID="{D7966003-8400-4354-952A-39E3FBC3C487}">
+  <ds:schemaRefs>
+    <ds:schemaRef ds:uri="http://schemas.openxmlformats.org/officeDocument/2006/bibliography"/>
+  </ds:schemaRefs>
+</ds:datastoreItem>
 </file>